--- a/Document/06_Applicant_Compliance_Pack.docx
+++ b/Document/06_Applicant_Compliance_Pack.docx
@@ -120,7 +120,7 @@
                 <w:color w:val="1E293B"/>
                 <w:sz w:val="18"/>
               </w:rPr>
-              <w:t>This is to certify that the Center for Surgical Simulation &amp; Medical Education has NO OBJECTION to Dr. VIJAYANANDA (Lead Applicant) and Armaan Samir Jena (Co-Applicant) submitting the project proposal 'SurgiSkill AI' to the National Research Development Corporation (NRDC) for financial assistance under Category 2 (Process Trials / Field Trials / Testing / Analysis).</w:t>
+              <w:t>This is to certify that the Center for Surgical Simulation &amp; Medical Education has NO OBJECTION to Applicant 1: Dr. VIJAYANANDA and Applicant 2: Armaan Samir Jena submitting the project proposal 'SurgiSkill AI' to the National Research Development Corporation (NRDC) for financial assistance under Category 2 (Process Trials / Field Trials / Testing / Analysis).</w:t>
               <w:br/>
               <w:br/>
               <w:t>The Institution agrees to provide basic laboratory infrastructure, simulation facility space, electrical power, and internet connectivity for the execution of the proposed testing program. The financial assistance of ₹1,70,000, if sanctioned, will be accounted for as per prescribed guidelines and audited utilization certificates will be submitted to NRDC upon completion.</w:t>
@@ -259,7 +259,7 @@
                 <w:color w:val="0F172A"/>
                 <w:sz w:val="16"/>
               </w:rPr>
-              <w:t>Lead Applicant</w:t>
+              <w:t>Applicant 1</w:t>
             </w:r>
           </w:p>
         </w:tc>
@@ -332,7 +332,7 @@
                 <w:color w:val="0F172A"/>
                 <w:sz w:val="16"/>
               </w:rPr>
-              <w:t>Co-Applicant</w:t>
+              <w:t>Applicant 2</w:t>
             </w:r>
           </w:p>
         </w:tc>
@@ -511,7 +511,7 @@
                 <w:color w:val="334155"/>
                 <w:sz w:val="16"/>
               </w:rPr>
-              <w:t>SurgiSkill AI Research &amp; Testing Account / Dr. VIJAYANANDA</w:t>
+              <w:t>SurgiSkill AI Research &amp; Testing Account / Dr. VIJAYANANDA (Applicant 1)</w:t>
             </w:r>
           </w:p>
         </w:tc>
@@ -864,6 +864,58 @@
         <w:t>Ethical Declaration: The proposed trials under Category 2 involve non-living synthetic silicone surgical suture pads and recorded training videos in simulation laboratories. No animal tissue, human patients, or invasive clinical procedures are involved. Therefore, institutional clinical trial ethics committee (IEC) clearance for drug/human trials is exempt as per ICMR guidelines.</w:t>
       </w:r>
     </w:p>
+    <w:tbl>
+      <w:tblPr>
+        <w:tblW w:type="auto" w:w="0"/>
+        <w:jc w:val="center"/>
+        <w:tblLayout w:type="fixed"/>
+        <w:tblLook w:firstColumn="1" w:firstRow="1" w:lastColumn="0" w:lastRow="0" w:noHBand="0" w:noVBand="1" w:val="04A0"/>
+      </w:tblPr>
+      <w:tblGrid>
+        <w:gridCol w:w="5040"/>
+        <w:gridCol w:w="5040"/>
+      </w:tblGrid>
+      <w:tr>
+        <w:tc>
+          <w:tcPr>
+            <w:tcW w:type="dxa" w:w="5040"/>
+          </w:tcPr>
+          <w:p>
+            <w:r>
+              <w:t>Signature of Applicant 1:</w:t>
+              <w:br/>
+              <w:br/>
+              <w:t>___________________________________</w:t>
+              <w:br/>
+              <w:t>Dr. VIJAYANANDA</w:t>
+              <w:br/>
+              <w:t>Applicant 1 &amp; Clinical Lead</w:t>
+              <w:br/>
+              <w:t>Date: 11/10/2026</w:t>
+            </w:r>
+          </w:p>
+        </w:tc>
+        <w:tc>
+          <w:tcPr>
+            <w:tcW w:type="dxa" w:w="5040"/>
+          </w:tcPr>
+          <w:p>
+            <w:r>
+              <w:t>Signature of Applicant 2:</w:t>
+              <w:br/>
+              <w:br/>
+              <w:t>___________________________________</w:t>
+              <w:br/>
+              <w:t>Armaan Samir Jena</w:t>
+              <w:br/>
+              <w:t>Applicant 2 &amp; System Architect</w:t>
+              <w:br/>
+              <w:t>Date: 11/10/2026</w:t>
+            </w:r>
+          </w:p>
+        </w:tc>
+      </w:tr>
+    </w:tbl>
     <w:sectPr>
       <w:pgSz w:w="12240" w:h="15840"/>
       <w:pgMar w:top="1080" w:right="1080" w:bottom="1080" w:left="1080" w:header="720" w:footer="720" w:gutter="0"/>
